--- a/Templates/ORDER_HW_No_HWG.docx
+++ b/Templates/ORDER_HW_No_HWG.docx
@@ -547,8 +547,6 @@
       <w:r>
         <w:rPr>
           <w:rFonts w:ascii="Bookman Old Style" w:eastAsia="Bookman Old Style" w:hAnsi="Bookman Old Style" w:cs="Bookman Old Style"/>
-          <w:b/>
-          <w:bCs/>
           <w:sz w:val="24"/>
           <w:szCs w:val="24"/>
         </w:rPr>
@@ -568,8 +566,6 @@
       <w:r>
         <w:rPr>
           <w:rFonts w:ascii="Bookman Old Style" w:eastAsia="Bookman Old Style" w:hAnsi="Bookman Old Style" w:cs="Bookman Old Style"/>
-          <w:b/>
-          <w:bCs/>
           <w:sz w:val="24"/>
           <w:szCs w:val="24"/>
           <w:lang w:val="en-PH"/>
@@ -641,22 +637,11 @@
       <w:r>
         <w:rPr>
           <w:rFonts w:ascii="Bookman Old Style" w:eastAsia="Bookman Old Style" w:hAnsi="Bookman Old Style" w:cs="Bookman Old Style"/>
-          <w:bCs/>
           <w:iCs/>
           <w:sz w:val="24"/>
           <w:szCs w:val="24"/>
         </w:rPr>
-        <w:t>{% for v in findings %} {{ v }} {% endfor %}</w:t>
-      </w:r>
-      <w:r>
-        <w:rPr>
-          <w:rFonts w:ascii="Bookman Old Style" w:eastAsia="Bookman Old Style" w:hAnsi="Bookman Old Style" w:cs="Bookman Old Style"/>
-          <w:bCs/>
-          <w:iCs/>
-          <w:sz w:val="24"/>
-          <w:szCs w:val="24"/>
-        </w:rPr>
-        <w:t>,</w:t>
+        <w:t>{% for v in findings %} {{ v }} {% endfor %},</w:t>
       </w:r>
       <w:r>
         <w:rPr>
@@ -2917,6 +2902,7 @@
   <w:style w:type="character" w:default="1" w:styleId="DefaultParagraphFont">
     <w:name w:val="Default Paragraph Font"/>
     <w:uiPriority w:val="1"/>
+    <w:semiHidden/>
     <w:unhideWhenUsed/>
   </w:style>
   <w:style w:type="table" w:default="1" w:styleId="TableNormal">
